--- a/Knowledge/3-Work knowledge/1-Software Engineering/1-Software Engineering Fundamentals/5-My Source/4-Networks Devices/4-Hub.docx
+++ b/Knowledge/3-Work knowledge/1-Software Engineering/1-Software Engineering Fundamentals/5-My Source/4-Networks Devices/4-Hub.docx
@@ -4,44 +4,28 @@
   <w:body>
     <w:p>
       <w:pPr>
-        <w:keepNext/>
-        <w:keepLines/>
-        <w:spacing w:before="400" w:after="120" w:line="276" w:lineRule="auto"/>
-        <w:outlineLvl w:val="0"/>
-        <w:rPr>
-          <w:rFonts w:ascii="Arial" w:eastAsia="Arial" w:hAnsi="Arial" w:cs="Arial"/>
-          <w:kern w:val="0"/>
-          <w:sz w:val="40"/>
-          <w:szCs w:val="40"/>
-          <w:lang w:val="en"/>
-          <w14:ligatures w14:val="none"/>
+        <w:pStyle w:val="Heading1"/>
+        <w:rPr>
+          <w:rFonts w:eastAsia="Arial"/>
+          <w:lang w:val="en"/>
         </w:rPr>
       </w:pPr>
       <w:bookmarkStart w:id="0" w:name="_a3d2x8cnpnqy" w:colFirst="0" w:colLast="0"/>
       <w:bookmarkEnd w:id="0"/>
       <w:r>
         <w:rPr>
-          <w:rFonts w:ascii="Arial" w:eastAsia="Arial" w:hAnsi="Arial" w:cs="Arial"/>
-          <w:kern w:val="0"/>
-          <w:sz w:val="40"/>
-          <w:szCs w:val="40"/>
-          <w:lang w:val="en"/>
-          <w14:ligatures w14:val="none"/>
+          <w:rFonts w:eastAsia="Arial"/>
+          <w:lang w:val="en"/>
         </w:rPr>
         <w:t>Hub</w:t>
       </w:r>
     </w:p>
     <w:p>
       <w:pPr>
-        <w:spacing w:before="280" w:after="120" w:line="276" w:lineRule="auto"/>
-        <w:outlineLvl w:val="1"/>
-        <w:rPr>
-          <w:rFonts w:ascii="Arial" w:eastAsia="Arial" w:hAnsi="Arial" w:cs="Arial"/>
-          <w:kern w:val="0"/>
-          <w:sz w:val="32"/>
-          <w:szCs w:val="32"/>
-          <w:lang w:val="en"/>
-          <w14:ligatures w14:val="none"/>
+        <w:pStyle w:val="Heading2"/>
+        <w:rPr>
+          <w:rFonts w:eastAsia="Arial"/>
+          <w:lang w:val="en"/>
         </w:rPr>
       </w:pPr>
       <w:bookmarkStart w:id="1" w:name="_3yiv7uckc5hl" w:colFirst="0" w:colLast="0"/>
@@ -49,22 +33,14 @@
       <w:r>
         <w:rPr>
           <w:rFonts w:ascii="Segoe UI Emoji" w:eastAsia="Arial" w:hAnsi="Segoe UI Emoji" w:cs="Segoe UI Emoji"/>
-          <w:kern w:val="0"/>
-          <w:sz w:val="32"/>
-          <w:szCs w:val="32"/>
-          <w:lang w:val="en"/>
-          <w14:ligatures w14:val="none"/>
+          <w:lang w:val="en"/>
         </w:rPr>
         <w:t>📡</w:t>
       </w:r>
       <w:r>
         <w:rPr>
-          <w:rFonts w:ascii="Arial" w:eastAsia="Arial" w:hAnsi="Arial" w:cs="Arial"/>
-          <w:kern w:val="0"/>
-          <w:sz w:val="32"/>
-          <w:szCs w:val="32"/>
-          <w:lang w:val="en"/>
-          <w14:ligatures w14:val="none"/>
+          <w:rFonts w:eastAsia="Arial"/>
+          <w:lang w:val="en"/>
         </w:rPr>
         <w:t xml:space="preserve"> What is a Hub?</w:t>
       </w:r>
@@ -106,6 +82,7 @@
         </w:rPr>
         <w:t xml:space="preserve">: </w:t>
       </w:r>
+      <w:proofErr w:type="spellStart"/>
       <w:r>
         <w:rPr>
           <w:rFonts w:ascii="Arial" w:eastAsia="Arial" w:hAnsi="Arial" w:cs="Arial"/>
@@ -117,7 +94,21 @@
           <w:lang w:val="en"/>
           <w14:ligatures w14:val="none"/>
         </w:rPr>
-        <w:t>Chatgpt (GPT</w:t>
+        <w:t>Chatgpt</w:t>
+      </w:r>
+      <w:proofErr w:type="spellEnd"/>
+      <w:r>
+        <w:rPr>
+          <w:rFonts w:ascii="Arial" w:eastAsia="Arial" w:hAnsi="Arial" w:cs="Arial"/>
+          <w:b/>
+          <w:kern w:val="0"/>
+          <w:sz w:val="22"/>
+          <w:szCs w:val="22"/>
+          <w:highlight w:val="darkGray"/>
+          <w:lang w:val="en"/>
+          <w14:ligatures w14:val="none"/>
+        </w:rPr>
+        <w:t xml:space="preserve"> (GPT</w:t>
       </w:r>
       <w:r>
         <w:rPr>
@@ -372,15 +363,10 @@
     </w:p>
     <w:p>
       <w:pPr>
-        <w:spacing w:before="280" w:after="120" w:line="276" w:lineRule="auto"/>
-        <w:outlineLvl w:val="1"/>
-        <w:rPr>
-          <w:rFonts w:ascii="Arial" w:eastAsia="Arial" w:hAnsi="Arial" w:cs="Arial"/>
-          <w:kern w:val="0"/>
-          <w:sz w:val="32"/>
-          <w:szCs w:val="32"/>
-          <w:lang w:val="en"/>
-          <w14:ligatures w14:val="none"/>
+        <w:pStyle w:val="Heading2"/>
+        <w:rPr>
+          <w:rFonts w:eastAsia="Arial"/>
+          <w:lang w:val="en"/>
         </w:rPr>
       </w:pPr>
       <w:bookmarkStart w:id="2" w:name="_v3w4j13szk0v" w:colFirst="0" w:colLast="0"/>
@@ -388,22 +374,14 @@
       <w:r>
         <w:rPr>
           <w:rFonts w:ascii="Segoe UI Emoji" w:eastAsia="Arial" w:hAnsi="Segoe UI Emoji" w:cs="Segoe UI Emoji"/>
-          <w:kern w:val="0"/>
-          <w:sz w:val="32"/>
-          <w:szCs w:val="32"/>
-          <w:lang w:val="en"/>
-          <w14:ligatures w14:val="none"/>
+          <w:lang w:val="en"/>
         </w:rPr>
         <w:t>🔧</w:t>
       </w:r>
       <w:r>
         <w:rPr>
-          <w:rFonts w:ascii="Arial" w:eastAsia="Arial" w:hAnsi="Arial" w:cs="Arial"/>
-          <w:kern w:val="0"/>
-          <w:sz w:val="32"/>
-          <w:szCs w:val="32"/>
-          <w:lang w:val="en"/>
-          <w14:ligatures w14:val="none"/>
+          <w:rFonts w:eastAsia="Arial"/>
+          <w:lang w:val="en"/>
         </w:rPr>
         <w:t xml:space="preserve"> Key Features of a Hub</w:t>
       </w:r>
@@ -448,6 +426,7 @@
         </w:rPr>
         <w:t xml:space="preserve">: </w:t>
       </w:r>
+      <w:proofErr w:type="spellStart"/>
       <w:r>
         <w:rPr>
           <w:rFonts w:ascii="Arial" w:eastAsia="Arial" w:hAnsi="Arial" w:cs="Arial"/>
@@ -459,7 +438,21 @@
           <w:lang w:val="en"/>
           <w14:ligatures w14:val="none"/>
         </w:rPr>
-        <w:t>Chatgpt (GPT</w:t>
+        <w:t>Chatgpt</w:t>
+      </w:r>
+      <w:proofErr w:type="spellEnd"/>
+      <w:r>
+        <w:rPr>
+          <w:rFonts w:ascii="Arial" w:eastAsia="Arial" w:hAnsi="Arial" w:cs="Arial"/>
+          <w:b/>
+          <w:kern w:val="0"/>
+          <w:sz w:val="22"/>
+          <w:szCs w:val="22"/>
+          <w:highlight w:val="darkGray"/>
+          <w:lang w:val="en"/>
+          <w14:ligatures w14:val="none"/>
+        </w:rPr>
+        <w:t xml:space="preserve"> (GPT</w:t>
       </w:r>
       <w:r>
         <w:rPr>
@@ -994,6 +987,7 @@
                 <w:lang w:val="en"/>
                 <w14:ligatures w14:val="none"/>
               </w:rPr>
+              <w:lastRenderedPageBreak/>
               <w:t>One Collision Domain</w:t>
             </w:r>
           </w:p>
@@ -1154,15 +1148,10 @@
     </w:p>
     <w:p>
       <w:pPr>
-        <w:spacing w:before="280" w:after="120" w:line="276" w:lineRule="auto"/>
-        <w:outlineLvl w:val="1"/>
-        <w:rPr>
-          <w:rFonts w:ascii="Arial" w:eastAsia="Arial" w:hAnsi="Arial" w:cs="Arial"/>
-          <w:kern w:val="0"/>
-          <w:sz w:val="32"/>
-          <w:szCs w:val="32"/>
-          <w:lang w:val="en"/>
-          <w14:ligatures w14:val="none"/>
+        <w:pStyle w:val="Heading2"/>
+        <w:rPr>
+          <w:rFonts w:eastAsia="Arial"/>
+          <w:lang w:val="en"/>
         </w:rPr>
       </w:pPr>
       <w:bookmarkStart w:id="3" w:name="_n8oaafwmgnhq" w:colFirst="0" w:colLast="0"/>
@@ -1170,22 +1159,14 @@
       <w:r>
         <w:rPr>
           <w:rFonts w:ascii="Segoe UI Emoji" w:eastAsia="Arial" w:hAnsi="Segoe UI Emoji" w:cs="Segoe UI Emoji"/>
-          <w:kern w:val="0"/>
-          <w:sz w:val="32"/>
-          <w:szCs w:val="32"/>
-          <w:lang w:val="en"/>
-          <w14:ligatures w14:val="none"/>
+          <w:lang w:val="en"/>
         </w:rPr>
         <w:t>📚</w:t>
       </w:r>
       <w:r>
         <w:rPr>
-          <w:rFonts w:ascii="Arial" w:eastAsia="Arial" w:hAnsi="Arial" w:cs="Arial"/>
-          <w:kern w:val="0"/>
-          <w:sz w:val="32"/>
-          <w:szCs w:val="32"/>
-          <w:lang w:val="en"/>
-          <w14:ligatures w14:val="none"/>
+          <w:rFonts w:eastAsia="Arial"/>
+          <w:lang w:val="en"/>
         </w:rPr>
         <w:t xml:space="preserve"> OSI Model Level</w:t>
       </w:r>
@@ -1230,6 +1211,7 @@
         </w:rPr>
         <w:t xml:space="preserve">: </w:t>
       </w:r>
+      <w:proofErr w:type="spellStart"/>
       <w:r>
         <w:rPr>
           <w:rFonts w:ascii="Arial" w:eastAsia="Arial" w:hAnsi="Arial" w:cs="Arial"/>
@@ -1241,7 +1223,21 @@
           <w:lang w:val="en"/>
           <w14:ligatures w14:val="none"/>
         </w:rPr>
-        <w:t>Chatgpt (GPT</w:t>
+        <w:t>Chatgpt</w:t>
+      </w:r>
+      <w:proofErr w:type="spellEnd"/>
+      <w:r>
+        <w:rPr>
+          <w:rFonts w:ascii="Arial" w:eastAsia="Arial" w:hAnsi="Arial" w:cs="Arial"/>
+          <w:b/>
+          <w:kern w:val="0"/>
+          <w:sz w:val="22"/>
+          <w:szCs w:val="22"/>
+          <w:highlight w:val="darkGray"/>
+          <w:lang w:val="en"/>
+          <w14:ligatures w14:val="none"/>
+        </w:rPr>
+        <w:t xml:space="preserve"> (GPT</w:t>
       </w:r>
       <w:r>
         <w:rPr>
@@ -1576,15 +1572,10 @@
     </w:p>
     <w:p>
       <w:pPr>
-        <w:spacing w:before="280" w:after="120" w:line="276" w:lineRule="auto"/>
-        <w:outlineLvl w:val="1"/>
-        <w:rPr>
-          <w:rFonts w:ascii="Arial" w:eastAsia="Arial" w:hAnsi="Arial" w:cs="Arial"/>
-          <w:kern w:val="0"/>
-          <w:sz w:val="32"/>
-          <w:szCs w:val="32"/>
-          <w:lang w:val="en"/>
-          <w14:ligatures w14:val="none"/>
+        <w:pStyle w:val="Heading2"/>
+        <w:rPr>
+          <w:rFonts w:eastAsia="Arial"/>
+          <w:lang w:val="en"/>
         </w:rPr>
       </w:pPr>
       <w:bookmarkStart w:id="4" w:name="_iiyxs249rqvd" w:colFirst="0" w:colLast="0"/>
@@ -1592,22 +1583,14 @@
       <w:r>
         <w:rPr>
           <w:rFonts w:ascii="Segoe UI Emoji" w:eastAsia="Arial" w:hAnsi="Segoe UI Emoji" w:cs="Segoe UI Emoji"/>
-          <w:kern w:val="0"/>
-          <w:sz w:val="32"/>
-          <w:szCs w:val="32"/>
-          <w:lang w:val="en"/>
-          <w14:ligatures w14:val="none"/>
+          <w:lang w:val="en"/>
         </w:rPr>
         <w:t>🏠</w:t>
       </w:r>
       <w:r>
         <w:rPr>
-          <w:rFonts w:ascii="Arial" w:eastAsia="Arial" w:hAnsi="Arial" w:cs="Arial"/>
-          <w:kern w:val="0"/>
-          <w:sz w:val="32"/>
-          <w:szCs w:val="32"/>
-          <w:lang w:val="en"/>
-          <w14:ligatures w14:val="none"/>
+          <w:rFonts w:eastAsia="Arial"/>
+          <w:lang w:val="en"/>
         </w:rPr>
         <w:t xml:space="preserve"> Example Network with a Hub</w:t>
       </w:r>
@@ -1652,6 +1635,7 @@
         </w:rPr>
         <w:t xml:space="preserve">: </w:t>
       </w:r>
+      <w:proofErr w:type="spellStart"/>
       <w:r>
         <w:rPr>
           <w:rFonts w:ascii="Arial" w:eastAsia="Arial" w:hAnsi="Arial" w:cs="Arial"/>
@@ -1663,7 +1647,21 @@
           <w:lang w:val="en"/>
           <w14:ligatures w14:val="none"/>
         </w:rPr>
-        <w:t>Chatgpt (GPT</w:t>
+        <w:t>Chatgpt</w:t>
+      </w:r>
+      <w:proofErr w:type="spellEnd"/>
+      <w:r>
+        <w:rPr>
+          <w:rFonts w:ascii="Arial" w:eastAsia="Arial" w:hAnsi="Arial" w:cs="Arial"/>
+          <w:b/>
+          <w:kern w:val="0"/>
+          <w:sz w:val="22"/>
+          <w:szCs w:val="22"/>
+          <w:highlight w:val="darkGray"/>
+          <w:lang w:val="en"/>
+          <w14:ligatures w14:val="none"/>
+        </w:rPr>
+        <w:t xml:space="preserve"> (GPT</w:t>
       </w:r>
       <w:r>
         <w:rPr>
@@ -1863,6 +1861,7 @@
           <w:lang w:val="en"/>
           <w14:ligatures w14:val="none"/>
         </w:rPr>
+        <w:lastRenderedPageBreak/>
         <w:t xml:space="preserve">            </w:t>
       </w:r>
       <w:r>
@@ -1931,6 +1930,7 @@
         </w:rPr>
         <w:t xml:space="preserve">         </w:t>
       </w:r>
+      <w:proofErr w:type="gramStart"/>
       <w:r>
         <w:rPr>
           <w:rFonts w:ascii="MS Gothic" w:eastAsia="MS Gothic" w:hAnsi="MS Gothic" w:cs="MS Gothic" w:hint="eastAsia"/>
@@ -1949,7 +1949,18 @@
           <w:lang w:val="en"/>
           <w14:ligatures w14:val="none"/>
         </w:rPr>
-        <w:t xml:space="preserve">  Hub   </w:t>
+        <w:t xml:space="preserve">  Hub</w:t>
+      </w:r>
+      <w:proofErr w:type="gramEnd"/>
+      <w:r>
+        <w:rPr>
+          <w:rFonts w:ascii="Roboto Mono" w:eastAsia="Roboto Mono" w:hAnsi="Roboto Mono" w:cs="Arial"/>
+          <w:kern w:val="0"/>
+          <w:szCs w:val="22"/>
+          <w:lang w:val="en"/>
+          <w14:ligatures w14:val="none"/>
+        </w:rPr>
+        <w:t xml:space="preserve">   </w:t>
       </w:r>
       <w:r>
         <w:rPr>
@@ -2247,15 +2258,10 @@
     </w:p>
     <w:p>
       <w:pPr>
-        <w:spacing w:before="280" w:after="120" w:line="276" w:lineRule="auto"/>
-        <w:outlineLvl w:val="1"/>
-        <w:rPr>
-          <w:rFonts w:ascii="Arial" w:eastAsia="Arial" w:hAnsi="Arial" w:cs="Arial"/>
-          <w:kern w:val="0"/>
-          <w:sz w:val="32"/>
-          <w:szCs w:val="32"/>
-          <w:lang w:val="en"/>
-          <w14:ligatures w14:val="none"/>
+        <w:pStyle w:val="Heading2"/>
+        <w:rPr>
+          <w:rFonts w:eastAsia="Arial"/>
+          <w:lang w:val="en"/>
         </w:rPr>
       </w:pPr>
       <w:bookmarkStart w:id="5" w:name="_7ajt1h7zecu2" w:colFirst="0" w:colLast="0"/>
@@ -2263,22 +2269,14 @@
       <w:r>
         <w:rPr>
           <w:rFonts w:ascii="Segoe UI Emoji" w:eastAsia="Arial" w:hAnsi="Segoe UI Emoji" w:cs="Segoe UI Emoji"/>
-          <w:kern w:val="0"/>
-          <w:sz w:val="32"/>
-          <w:szCs w:val="32"/>
-          <w:lang w:val="en"/>
-          <w14:ligatures w14:val="none"/>
+          <w:lang w:val="en"/>
         </w:rPr>
         <w:t>🆚</w:t>
       </w:r>
       <w:r>
         <w:rPr>
-          <w:rFonts w:ascii="Arial" w:eastAsia="Arial" w:hAnsi="Arial" w:cs="Arial"/>
-          <w:kern w:val="0"/>
-          <w:sz w:val="32"/>
-          <w:szCs w:val="32"/>
-          <w:lang w:val="en"/>
-          <w14:ligatures w14:val="none"/>
+          <w:rFonts w:eastAsia="Arial"/>
+          <w:lang w:val="en"/>
         </w:rPr>
         <w:t xml:space="preserve"> Hub vs Switch</w:t>
       </w:r>
@@ -2323,6 +2321,7 @@
         </w:rPr>
         <w:t xml:space="preserve">: </w:t>
       </w:r>
+      <w:proofErr w:type="spellStart"/>
       <w:r>
         <w:rPr>
           <w:rFonts w:ascii="Arial" w:eastAsia="Arial" w:hAnsi="Arial" w:cs="Arial"/>
@@ -2334,7 +2333,21 @@
           <w:lang w:val="en"/>
           <w14:ligatures w14:val="none"/>
         </w:rPr>
-        <w:t>Chatgpt (GPT</w:t>
+        <w:t>Chatgpt</w:t>
+      </w:r>
+      <w:proofErr w:type="spellEnd"/>
+      <w:r>
+        <w:rPr>
+          <w:rFonts w:ascii="Arial" w:eastAsia="Arial" w:hAnsi="Arial" w:cs="Arial"/>
+          <w:b/>
+          <w:kern w:val="0"/>
+          <w:sz w:val="22"/>
+          <w:szCs w:val="22"/>
+          <w:highlight w:val="darkGray"/>
+          <w:lang w:val="en"/>
+          <w14:ligatures w14:val="none"/>
+        </w:rPr>
+        <w:t xml:space="preserve"> (GPT</w:t>
       </w:r>
       <w:r>
         <w:rPr>
@@ -2878,6 +2891,7 @@
                 <w:lang w:val="en"/>
                 <w14:ligatures w14:val="none"/>
               </w:rPr>
+              <w:lastRenderedPageBreak/>
               <w:t>Bandwidth</w:t>
             </w:r>
           </w:p>
@@ -3511,15 +3525,10 @@
     </w:p>
     <w:p>
       <w:pPr>
-        <w:spacing w:before="280" w:after="120" w:line="276" w:lineRule="auto"/>
-        <w:outlineLvl w:val="1"/>
-        <w:rPr>
-          <w:rFonts w:ascii="Arial" w:eastAsia="Arial" w:hAnsi="Arial" w:cs="Arial"/>
-          <w:kern w:val="0"/>
-          <w:sz w:val="32"/>
-          <w:szCs w:val="32"/>
-          <w:lang w:val="en"/>
-          <w14:ligatures w14:val="none"/>
+        <w:pStyle w:val="Heading2"/>
+        <w:rPr>
+          <w:rFonts w:ascii="Arial" w:eastAsia="Arial" w:hAnsi="Arial" w:cs="Arial"/>
+          <w:lang w:val="en"/>
         </w:rPr>
       </w:pPr>
       <w:bookmarkStart w:id="6" w:name="_f7cawbifvbz7" w:colFirst="0" w:colLast="0"/>
@@ -3527,22 +3536,14 @@
       <w:r>
         <w:rPr>
           <w:rFonts w:ascii="Segoe UI Emoji" w:eastAsia="Arial Unicode MS" w:hAnsi="Segoe UI Emoji" w:cs="Segoe UI Emoji"/>
-          <w:kern w:val="0"/>
-          <w:sz w:val="32"/>
-          <w:szCs w:val="32"/>
-          <w:lang w:val="en"/>
-          <w14:ligatures w14:val="none"/>
+          <w:lang w:val="en"/>
         </w:rPr>
         <w:t>❌</w:t>
       </w:r>
       <w:r>
         <w:rPr>
-          <w:rFonts w:ascii="Arial Unicode MS" w:eastAsia="Arial Unicode MS" w:hAnsi="Arial Unicode MS" w:cs="Arial Unicode MS"/>
-          <w:kern w:val="0"/>
-          <w:sz w:val="32"/>
-          <w:szCs w:val="32"/>
-          <w:lang w:val="en"/>
-          <w14:ligatures w14:val="none"/>
+          <w:rFonts w:eastAsia="Arial Unicode MS"/>
+          <w:lang w:val="en"/>
         </w:rPr>
         <w:t xml:space="preserve"> Why Hubs Are Obsolete</w:t>
       </w:r>
@@ -3584,6 +3585,7 @@
         </w:rPr>
         <w:t xml:space="preserve">: </w:t>
       </w:r>
+      <w:proofErr w:type="spellStart"/>
       <w:r>
         <w:rPr>
           <w:rFonts w:ascii="Arial" w:eastAsia="Arial" w:hAnsi="Arial" w:cs="Arial"/>
@@ -3595,7 +3597,21 @@
           <w:lang w:val="en"/>
           <w14:ligatures w14:val="none"/>
         </w:rPr>
-        <w:t>Chatgpt (GPT</w:t>
+        <w:t>Chatgpt</w:t>
+      </w:r>
+      <w:proofErr w:type="spellEnd"/>
+      <w:r>
+        <w:rPr>
+          <w:rFonts w:ascii="Arial" w:eastAsia="Arial" w:hAnsi="Arial" w:cs="Arial"/>
+          <w:b/>
+          <w:kern w:val="0"/>
+          <w:sz w:val="22"/>
+          <w:szCs w:val="22"/>
+          <w:highlight w:val="darkGray"/>
+          <w:lang w:val="en"/>
+          <w14:ligatures w14:val="none"/>
+        </w:rPr>
+        <w:t xml:space="preserve"> (GPT</w:t>
       </w:r>
       <w:r>
         <w:rPr>
@@ -3835,15 +3851,10 @@
     </w:p>
     <w:p>
       <w:pPr>
-        <w:spacing w:before="280" w:after="120" w:line="276" w:lineRule="auto"/>
-        <w:outlineLvl w:val="1"/>
-        <w:rPr>
-          <w:rFonts w:ascii="Arial" w:eastAsia="Arial" w:hAnsi="Arial" w:cs="Arial"/>
-          <w:kern w:val="0"/>
-          <w:sz w:val="32"/>
-          <w:szCs w:val="32"/>
-          <w:lang w:val="en"/>
-          <w14:ligatures w14:val="none"/>
+        <w:pStyle w:val="Heading2"/>
+        <w:rPr>
+          <w:rFonts w:ascii="Arial" w:eastAsia="Arial" w:hAnsi="Arial" w:cs="Arial"/>
+          <w:lang w:val="en"/>
         </w:rPr>
       </w:pPr>
       <w:bookmarkStart w:id="7" w:name="_8jouzeby95u7" w:colFirst="0" w:colLast="0"/>
@@ -3851,22 +3862,14 @@
       <w:r>
         <w:rPr>
           <w:rFonts w:ascii="Segoe UI Emoji" w:eastAsia="Arial Unicode MS" w:hAnsi="Segoe UI Emoji" w:cs="Segoe UI Emoji"/>
-          <w:kern w:val="0"/>
-          <w:sz w:val="32"/>
-          <w:szCs w:val="32"/>
-          <w:lang w:val="en"/>
-          <w14:ligatures w14:val="none"/>
+          <w:lang w:val="en"/>
         </w:rPr>
         <w:t>✅</w:t>
       </w:r>
       <w:r>
         <w:rPr>
-          <w:rFonts w:ascii="Arial Unicode MS" w:eastAsia="Arial Unicode MS" w:hAnsi="Arial Unicode MS" w:cs="Arial Unicode MS"/>
-          <w:kern w:val="0"/>
-          <w:sz w:val="32"/>
-          <w:szCs w:val="32"/>
-          <w:lang w:val="en"/>
-          <w14:ligatures w14:val="none"/>
+          <w:rFonts w:eastAsia="Arial Unicode MS"/>
+          <w:lang w:val="en"/>
         </w:rPr>
         <w:t xml:space="preserve"> When Are Hubs Still Used?</w:t>
       </w:r>
@@ -3908,6 +3911,7 @@
         </w:rPr>
         <w:t xml:space="preserve">: </w:t>
       </w:r>
+      <w:proofErr w:type="spellStart"/>
       <w:r>
         <w:rPr>
           <w:rFonts w:ascii="Arial" w:eastAsia="Arial" w:hAnsi="Arial" w:cs="Arial"/>
@@ -3919,7 +3923,21 @@
           <w:lang w:val="en"/>
           <w14:ligatures w14:val="none"/>
         </w:rPr>
-        <w:t>Chatgpt (GPT</w:t>
+        <w:t>Chatgpt</w:t>
+      </w:r>
+      <w:proofErr w:type="spellEnd"/>
+      <w:r>
+        <w:rPr>
+          <w:rFonts w:ascii="Arial" w:eastAsia="Arial" w:hAnsi="Arial" w:cs="Arial"/>
+          <w:b/>
+          <w:kern w:val="0"/>
+          <w:sz w:val="22"/>
+          <w:szCs w:val="22"/>
+          <w:highlight w:val="darkGray"/>
+          <w:lang w:val="en"/>
+          <w14:ligatures w14:val="none"/>
+        </w:rPr>
+        <w:t xml:space="preserve"> (GPT</w:t>
       </w:r>
       <w:r>
         <w:rPr>
@@ -4954,7 +4972,6 @@
     <w:next w:val="Normal"/>
     <w:link w:val="Heading2Char"/>
     <w:uiPriority w:val="9"/>
-    <w:semiHidden/>
     <w:unhideWhenUsed/>
     <w:qFormat/>
     <w:rsid w:val="00DE5124"/>
@@ -5171,7 +5188,6 @@
     <w:basedOn w:val="DefaultParagraphFont"/>
     <w:link w:val="Heading2"/>
     <w:uiPriority w:val="9"/>
-    <w:semiHidden/>
     <w:rsid w:val="00DE5124"/>
     <w:rPr>
       <w:rFonts w:asciiTheme="majorHAnsi" w:eastAsiaTheme="majorEastAsia" w:hAnsiTheme="majorHAnsi" w:cstheme="majorBidi"/>
